--- a/06_可直接打开的Word版/01_计划与每日笔记__每日笔记__Day02_5月30日_计量资料描述错题记录.docx
+++ b/06_可直接打开的Word版/01_计划与每日笔记__每日笔记__Day02_5月30日_计量资料描述错题记录.docx
@@ -3,11 +3,11 @@
 <w:document xmlns:wpc="http://schemas.microsoft.com/office/word/2010/wordprocessingCanvas" xmlns:mo="http://schemas.microsoft.com/office/mac/office/2008/main" xmlns:mc="http://schemas.openxmlformats.org/markup-compatibility/2006" xmlns:mv="urn:schemas-microsoft-com:mac:vml" xmlns:o="urn:schemas-microsoft-com:office:office" xmlns:r="http://schemas.openxmlformats.org/officeDocument/2006/relationships" xmlns:m="http://schemas.openxmlformats.org/officeDocument/2006/math" xmlns:v="urn:schemas-microsoft-com:vml" xmlns:wp14="http://schemas.microsoft.com/office/word/2010/wordprocessingDrawing" xmlns:wp="http://schemas.openxmlformats.org/drawingml/2006/wordprocessingDrawing" xmlns:w10="urn:schemas-microsoft-com:office:word" xmlns:w="http://schemas.openxmlformats.org/wordprocessingml/2006/main" xmlns:w14="http://schemas.microsoft.com/office/word/2010/wordml" xmlns:wpg="http://schemas.microsoft.com/office/word/2010/wordprocessingGroup" xmlns:wpi="http://schemas.microsoft.com/office/word/2010/wordprocessingInk" xmlns:wne="http://schemas.microsoft.com/office/word/2006/wordml" xmlns:wps="http://schemas.microsoft.com/office/word/2010/wordprocessingShape" mc:Ignorable="w14 wp14">
   <w:body>
     <w:p>
-      <w:pPr>
-        <w:pStyle w:val="Heading1"/>
-      </w:pPr>
       <w:r>
-        <w:t>Day02：2026年5月30日 周六 计量资料描述错题记录</w:t>
+        <w:rPr>
+          <w:rFonts w:ascii="Microsoft YaHei" w:hAnsi="Microsoft YaHei" w:eastAsia="Microsoft YaHei"/>
+        </w:rPr>
+        <w:t>﻿# Day02：2026年5月30日 周六 计量资料描述错题记录</w:t>
       </w:r>
     </w:p>
     <w:p/>
@@ -15,7 +15,6 @@
       <w:r>
         <w:rPr>
           <w:rFonts w:ascii="Microsoft YaHei" w:hAnsi="Microsoft YaHei" w:eastAsia="Microsoft YaHei"/>
-          <w:sz w:val="22"/>
         </w:rPr>
         <w:t>今日选择题：计量资料的统计描述，共30题。</w:t>
       </w:r>
@@ -24,7 +23,6 @@
       <w:r>
         <w:rPr>
           <w:rFonts w:ascii="Microsoft YaHei" w:hAnsi="Microsoft YaHei" w:eastAsia="Microsoft YaHei"/>
-          <w:sz w:val="22"/>
         </w:rPr>
         <w:t>提交答案：`ACBBD,DCAAE,ABEED,BCDDB,ADACA,EDDCA`</w:t>
       </w:r>
@@ -33,7 +31,6 @@
       <w:r>
         <w:rPr>
           <w:rFonts w:ascii="Microsoft YaHei" w:hAnsi="Microsoft YaHei" w:eastAsia="Microsoft YaHei"/>
-          <w:sz w:val="22"/>
         </w:rPr>
         <w:t>正确答案：`ACBBB,DCACE,ABEED,BCDDB,ACDDC,EDDCC`</w:t>
       </w:r>
@@ -42,7 +39,6 @@
       <w:r>
         <w:rPr>
           <w:rFonts w:ascii="Microsoft YaHei" w:hAnsi="Microsoft YaHei" w:eastAsia="Microsoft YaHei"/>
-          <w:sz w:val="22"/>
         </w:rPr>
         <w:t>批改结果：23/30，正确率 76.7%。</w:t>
       </w:r>
@@ -52,7 +48,6 @@
       <w:r>
         <w:rPr>
           <w:rFonts w:ascii="Microsoft YaHei" w:hAnsi="Microsoft YaHei" w:eastAsia="Microsoft YaHei"/>
-          <w:sz w:val="22"/>
         </w:rPr>
         <w:t>详细错题整理见：`选择题错题/Day02_2026-05-30_计量资料统计描述错题.md`</w:t>
       </w:r>
@@ -74,7 +69,6 @@
       <w:r>
         <w:rPr>
           <w:rFonts w:ascii="Microsoft YaHei" w:hAnsi="Microsoft YaHei" w:eastAsia="Microsoft YaHei"/>
-          <w:sz w:val="22"/>
         </w:rPr>
         <w:t>第5题：变异系数。</w:t>
       </w:r>
@@ -86,7 +80,6 @@
       <w:r>
         <w:rPr>
           <w:rFonts w:ascii="Microsoft YaHei" w:hAnsi="Microsoft YaHei" w:eastAsia="Microsoft YaHei"/>
-          <w:sz w:val="22"/>
         </w:rPr>
         <w:t>第9题：偏态分布集中趋势。</w:t>
       </w:r>
@@ -98,7 +91,6 @@
       <w:r>
         <w:rPr>
           <w:rFonts w:ascii="Microsoft YaHei" w:hAnsi="Microsoft YaHei" w:eastAsia="Microsoft YaHei"/>
-          <w:sz w:val="22"/>
         </w:rPr>
         <w:t>第22题：正态分布曲线形状。</w:t>
       </w:r>
@@ -110,7 +102,6 @@
       <w:r>
         <w:rPr>
           <w:rFonts w:ascii="Microsoft YaHei" w:hAnsi="Microsoft YaHei" w:eastAsia="Microsoft YaHei"/>
-          <w:sz w:val="22"/>
         </w:rPr>
         <w:t>第23题：标准正态分布 -1.96 到均数的面积。</w:t>
       </w:r>
@@ -122,7 +113,6 @@
       <w:r>
         <w:rPr>
           <w:rFonts w:ascii="Microsoft YaHei" w:hAnsi="Microsoft YaHei" w:eastAsia="Microsoft YaHei"/>
-          <w:sz w:val="22"/>
         </w:rPr>
         <w:t>第24题：标准正态分布 -2.58 到 1.96 的面积。</w:t>
       </w:r>
@@ -134,7 +124,6 @@
       <w:r>
         <w:rPr>
           <w:rFonts w:ascii="Microsoft YaHei" w:hAnsi="Microsoft YaHei" w:eastAsia="Microsoft YaHei"/>
-          <w:sz w:val="22"/>
         </w:rPr>
         <w:t>第25题：标准正态分布 -1.96 到 1.96 的面积。</w:t>
       </w:r>
@@ -146,7 +135,6 @@
       <w:r>
         <w:rPr>
           <w:rFonts w:ascii="Microsoft YaHei" w:hAnsi="Microsoft YaHei" w:eastAsia="Microsoft YaHei"/>
-          <w:sz w:val="22"/>
         </w:rPr>
         <w:t>第30题：算术均数与中位数比较。</w:t>
       </w:r>
@@ -168,7 +156,6 @@
       <w:r>
         <w:rPr>
           <w:rFonts w:ascii="Microsoft YaHei" w:hAnsi="Microsoft YaHei" w:eastAsia="Microsoft YaHei"/>
-          <w:sz w:val="22"/>
         </w:rPr>
         <w:t>CV = 标准差 / 均数 × 100%。</w:t>
       </w:r>
@@ -180,7 +167,6 @@
       <w:r>
         <w:rPr>
           <w:rFonts w:ascii="Microsoft YaHei" w:hAnsi="Microsoft YaHei" w:eastAsia="Microsoft YaHei"/>
-          <w:sz w:val="22"/>
         </w:rPr>
         <w:t>CV 表示变量值的相对离散程度，不是均数的离散程度。</w:t>
       </w:r>
@@ -192,7 +178,6 @@
       <w:r>
         <w:rPr>
           <w:rFonts w:ascii="Microsoft YaHei" w:hAnsi="Microsoft YaHei" w:eastAsia="Microsoft YaHei"/>
-          <w:sz w:val="22"/>
         </w:rPr>
         <w:t>偏态资料：集中趋势用中位数，离散程度用四分位数间距。</w:t>
       </w:r>
@@ -204,7 +189,6 @@
       <w:r>
         <w:rPr>
           <w:rFonts w:ascii="Microsoft YaHei" w:hAnsi="Microsoft YaHei" w:eastAsia="Microsoft YaHei"/>
-          <w:sz w:val="22"/>
         </w:rPr>
         <w:t>正态或近似正态资料：均数 + 标准差。</w:t>
       </w:r>
@@ -216,7 +200,6 @@
       <w:r>
         <w:rPr>
           <w:rFonts w:ascii="Microsoft YaHei" w:hAnsi="Microsoft YaHei" w:eastAsia="Microsoft YaHei"/>
-          <w:sz w:val="22"/>
         </w:rPr>
         <w:t>标准正态分布：±1.96 对应 95%，±2.58 对应 99%。</w:t>
       </w:r>
@@ -228,7 +211,6 @@
       <w:r>
         <w:rPr>
           <w:rFonts w:ascii="Microsoft YaHei" w:hAnsi="Microsoft YaHei" w:eastAsia="Microsoft YaHei"/>
-          <w:sz w:val="22"/>
         </w:rPr>
         <w:t>-1.96 到均数的面积是 47.5%。</w:t>
       </w:r>
@@ -609,7 +591,7 @@
     <w:rsid w:val="00FC693F"/>
     <w:rPr>
       <w:rFonts w:ascii="Microsoft YaHei" w:hAnsi="Microsoft YaHei" w:eastAsia="Microsoft YaHei"/>
-      <w:sz w:val="22"/>
+      <w:sz w:val="21"/>
     </w:rPr>
   </w:style>
   <w:style w:type="paragraph" w:styleId="Header">
